--- a/docs/FreiKI-Benutzerhandbuch.docx
+++ b/docs/FreiKI-Benutzerhandbuch.docx
@@ -347,7 +347,7 @@
           <w:sz w:val="21"/>
           <w:szCs w:val="21"/>
         </w:rPr>
-        <w:t xml:space="preserve">Benutzername und Passwort erhalten Sie von Ihrer IT-Administration. Nach dem ersten Login empfehlen wir, das Passwort zu ändern (Schloss-Symbol unten links in der Seitenleiste).</w:t>
+        <w:t xml:space="preserve">Benutzername und Passwort erhalten Sie von Ihrer IT-Administration. Nach dem ersten Login empfehlen wir, das Passwort zu ändern (Konto-Menü → Passwort ändern, siehe Kapitel 10).</w:t>
       </w:r>
     </w:p>
     <w:p>
@@ -378,7 +378,7 @@
           <w:sz w:val="21"/>
           <w:szCs w:val="21"/>
         </w:rPr>
-        <w:t xml:space="preserve">Wer mag, kann sich statt mit Benutzername/Passwort oder TOTP-Code künftig per Face ID, Touch ID oder Windows Hello anmelden (Passkey). Einrichtung über das Schloss-Symbol unten links in der Seitenleiste, im Konto-Bereich unter „Passkey einrichten".</w:t>
+        <w:t xml:space="preserve">Wer mag, kann sich statt mit Benutzername/Passwort oder TOTP-Code künftig per Face ID, Touch ID oder Windows Hello anmelden (Passkey). Einrichtung über das Konto-Menü (Klick auf Ihren Avatar unten links in der Seitenleiste) unter „Sicherheit" → „Passkey einrichten".</w:t>
       </w:r>
     </w:p>
     <w:p>
@@ -630,7 +630,7 @@
           <w:sz w:val="21"/>
           <w:szCs w:val="21"/>
         </w:rPr>
-        <w:t xml:space="preserve">FreiKI antwortet standardmäßig auf Deutsch. Falls Ihre Administration für Ihr Konto eine abweichende Vorzugssprache hinterlegt hat, antwortet FreiKI automatisch in dieser Sprache.</w:t>
+        <w:t xml:space="preserve">FreiKI antwortet standardmäßig auf Deutsch. Über das Konto-Menü (Kapitel 10) können Sie selbst eine abweichende Standard-Antwortsprache hinterlegen – FreiKI antwortet dann automatisch in dieser Sprache, unabhängig von der Sprache Ihrer eigenen Nachricht.</w:t>
       </w:r>
     </w:p>
     <w:tbl>
@@ -4952,7 +4952,7 @@
           <w:sz w:val="21"/>
           <w:szCs w:val="21"/>
         </w:rPr>
-        <w:t xml:space="preserve">Ja, sofern Sie einen Passkey eingerichtet haben (Schloss-Symbol unten links in der Seitenleiste → Passkey einrichten). Das ersetzt bei Bedarf den TOTP-Code.</w:t>
+        <w:t xml:space="preserve">Ja, sofern Sie einen Passkey eingerichtet haben (Konto-Menü → Sicherheit → Passkey einrichten). Das ersetzt bei Bedarf den TOTP-Code.</w:t>
       </w:r>
     </w:p>
     <w:p>
@@ -4969,7 +4969,7 @@
           <w:sz w:val="30"/>
           <w:szCs w:val="30"/>
         </w:rPr>
-        <w:t xml:space="preserve">10. Support und Feedback</w:t>
+        <w:t xml:space="preserve">10. Konto-Menü und Support</w:t>
       </w:r>
     </w:p>
     <w:p>
@@ -5005,7 +5005,7 @@
           <w:sz w:val="21"/>
           <w:szCs w:val="21"/>
         </w:rPr>
-        <w:t xml:space="preserve"> (Sprechblasen-Symbol unten links in der Seitenleiste): Wünsche, Fehler oder Verbesserungsvorschläge direkt aus der App melden.</w:t>
+        <w:t xml:space="preserve"> (im Konto-Menü: Avatar unten links in der Seitenleiste anklicken): Wünsche, Fehler oder Verbesserungsvorschläge direkt aus der App melden.</w:t>
       </w:r>
     </w:p>
     <w:p>
@@ -5041,7 +5041,79 @@
           <w:sz w:val="21"/>
           <w:szCs w:val="21"/>
         </w:rPr>
-        <w:t xml:space="preserve"> Schloss-Symbol unten links in der Seitenleiste.</w:t>
+        <w:t xml:space="preserve"> im Konto-Menü (Avatar unten links in der Seitenleiste).</w:t>
+      </w:r>
+    </w:p>
+    <w:p>
+      <w:pPr>
+        <w:pStyle w:val="ListParagraph"/>
+        <w:numPr>
+          <w:ilvl w:val="0"/>
+          <w:numId w:val="2"/>
+        </w:numPr>
+        <w:spacing w:after="80"/>
+      </w:pPr>
+      <w:r>
+        <w:rPr>
+          <w:rFonts w:ascii="Calibri" w:cs="Calibri" w:eastAsia="Calibri" w:hAnsi="Calibri"/>
+          <w:b/>
+          <w:bCs/>
+          <w:i w:val="false"/>
+          <w:iCs w:val="false"/>
+          <w:color w:val="1F2937"/>
+          <w:sz w:val="21"/>
+          <w:szCs w:val="21"/>
+        </w:rPr>
+        <w:t xml:space="preserve">Sicherheit:</w:t>
+      </w:r>
+      <w:r>
+        <w:rPr>
+          <w:rFonts w:ascii="Calibri" w:cs="Calibri" w:eastAsia="Calibri" w:hAnsi="Calibri"/>
+          <w:b w:val="false"/>
+          <w:bCs w:val="false"/>
+          <w:i w:val="false"/>
+          <w:iCs w:val="false"/>
+          <w:color w:val="1F2937"/>
+          <w:sz w:val="21"/>
+          <w:szCs w:val="21"/>
+        </w:rPr>
+        <w:t xml:space="preserve"> 2FA/Passkeys verwalten – ebenfalls im Konto-Menü (nur für Rollen mit Zwei-Faktor-Pflicht).</w:t>
+      </w:r>
+    </w:p>
+    <w:p>
+      <w:pPr>
+        <w:pStyle w:val="ListParagraph"/>
+        <w:numPr>
+          <w:ilvl w:val="0"/>
+          <w:numId w:val="2"/>
+        </w:numPr>
+        <w:spacing w:after="80"/>
+      </w:pPr>
+      <w:r>
+        <w:rPr>
+          <w:rFonts w:ascii="Calibri" w:cs="Calibri" w:eastAsia="Calibri" w:hAnsi="Calibri"/>
+          <w:b/>
+          <w:bCs/>
+          <w:i w:val="false"/>
+          <w:iCs w:val="false"/>
+          <w:color w:val="1F2937"/>
+          <w:sz w:val="21"/>
+          <w:szCs w:val="21"/>
+        </w:rPr>
+        <w:t xml:space="preserve">Antwortsprache ändern:</w:t>
+      </w:r>
+      <w:r>
+        <w:rPr>
+          <w:rFonts w:ascii="Calibri" w:cs="Calibri" w:eastAsia="Calibri" w:hAnsi="Calibri"/>
+          <w:b w:val="false"/>
+          <w:bCs w:val="false"/>
+          <w:i w:val="false"/>
+          <w:iCs w:val="false"/>
+          <w:color w:val="1F2937"/>
+          <w:sz w:val="21"/>
+          <w:szCs w:val="21"/>
+        </w:rPr>
+        <w:t xml:space="preserve"> Ebenfalls im Konto-Menü – Freitext genügt (z. B. „Englisch", „italiano"), wird automatisch erkannt und normalisiert. Gilt sofort für alle künftigen Chats.</w:t>
       </w:r>
     </w:p>
     <w:p>

--- a/docs/FreiKI-Benutzerhandbuch.docx
+++ b/docs/FreiKI-Benutzerhandbuch.docx
@@ -80,7 +80,7 @@
           <w:sz w:val="21"/>
           <w:szCs w:val="21"/>
         </w:rPr>
-        <w:t xml:space="preserve">Version 0.7.4 · Stand: 11.08.2026</w:t>
+        <w:t xml:space="preserve">Version 0.7.4 · Stand: 12.08.2026</w:t>
       </w:r>
     </w:p>
     <w:tbl>
@@ -2066,6 +2066,29 @@
     </w:p>
     <w:p>
       <w:pPr>
+        <w:pStyle w:val="ListParagraph"/>
+        <w:numPr>
+          <w:ilvl w:val="0"/>
+          <w:numId w:val="2"/>
+        </w:numPr>
+        <w:spacing w:after="80"/>
+      </w:pPr>
+      <w:r>
+        <w:rPr>
+          <w:rFonts w:ascii="Calibri" w:cs="Calibri" w:eastAsia="Calibri" w:hAnsi="Calibri"/>
+          <w:b w:val="false"/>
+          <w:bCs w:val="false"/>
+          <w:i w:val="false"/>
+          <w:iCs w:val="false"/>
+          <w:color w:val="1F2937"/>
+          <w:sz w:val="21"/>
+          <w:szCs w:val="21"/>
+        </w:rPr>
+        <w:t xml:space="preserve">Format „APPDOC:&lt;Dokument-ID&gt;": erzeugt einen Code, der ein bestimmtes Dokument im Archiv öffnet (siehe 3.9a) – gedacht für Aufkleber, die auf interne Unterlagen wie Bedienungsanleitungen oder Pflegehinweise verweisen sollen</w:t>
+      </w:r>
+    </w:p>
+    <w:p>
+      <w:pPr>
         <w:spacing w:after="160"/>
       </w:pPr>
       <w:r>
@@ -2294,6 +2317,29 @@
           <w:szCs w:val="21"/>
         </w:rPr>
         <w:t xml:space="preserve">Sonstige Artikelcodes ohne feste Datenbank → Websuche mit einem Klick</w:t>
+      </w:r>
+    </w:p>
+    <w:p>
+      <w:pPr>
+        <w:pStyle w:val="ListParagraph"/>
+        <w:numPr>
+          <w:ilvl w:val="0"/>
+          <w:numId w:val="2"/>
+        </w:numPr>
+        <w:spacing w:after="80"/>
+      </w:pPr>
+      <w:r>
+        <w:rPr>
+          <w:rFonts w:ascii="Calibri" w:cs="Calibri" w:eastAsia="Calibri" w:hAnsi="Calibri"/>
+          <w:b w:val="false"/>
+          <w:bCs w:val="false"/>
+          <w:i w:val="false"/>
+          <w:iCs w:val="false"/>
+          <w:color w:val="1F2937"/>
+          <w:sz w:val="21"/>
+          <w:szCs w:val="21"/>
+        </w:rPr>
+        <w:t xml:space="preserve">Code im Format APPDOC:&lt;Dokument-ID&gt; → öffnet das verknüpfte Dokument direkt im Archiv; funktioniert nur innerhalb der App (nicht mit einer normalen Kamera-App) und nur für Nutzer mit passender Bereichsfreigabe</w:t>
       </w:r>
     </w:p>
     <w:tbl>
@@ -4934,6 +4980,42 @@
           <w:sz w:val="21"/>
           <w:szCs w:val="21"/>
         </w:rPr>
+        <w:t xml:space="preserve">Was ist ein APPDOC-Code?</w:t>
+      </w:r>
+    </w:p>
+    <w:p>
+      <w:pPr>
+        <w:spacing w:after="160"/>
+      </w:pPr>
+      <w:r>
+        <w:rPr>
+          <w:rFonts w:ascii="Calibri" w:cs="Calibri" w:eastAsia="Calibri" w:hAnsi="Calibri"/>
+          <w:b w:val="false"/>
+          <w:bCs w:val="false"/>
+          <w:i w:val="false"/>
+          <w:iCs w:val="false"/>
+          <w:color w:val="1F2937"/>
+          <w:sz w:val="21"/>
+          <w:szCs w:val="21"/>
+        </w:rPr>
+        <w:t xml:space="preserve">Ein QR-Code im Format APPDOC:&lt;Dokument-ID&gt;, der auf ein bestimmtes Dokument im Archiv verweist – z. B. für Aufkleber an Geräten oder Räumen, die auf eine Anleitung oder Pflegehinweise zeigen sollen. Erzeugt wird er im Werkzeug „QR-Code erstellen", geöffnet nur innerhalb der App über den QR-/Barcode-Scanner und nur für Nutzer mit passender Bereichsfreigabe sichtbar.</w:t>
+      </w:r>
+    </w:p>
+    <w:p>
+      <w:pPr>
+        <w:spacing w:after="40"/>
+      </w:pPr>
+      <w:r>
+        <w:rPr>
+          <w:rFonts w:ascii="Calibri" w:cs="Calibri" w:eastAsia="Calibri" w:hAnsi="Calibri"/>
+          <w:b/>
+          <w:bCs/>
+          <w:i w:val="false"/>
+          <w:iCs w:val="false"/>
+          <w:color w:val="1F2937"/>
+          <w:sz w:val="21"/>
+          <w:szCs w:val="21"/>
+        </w:rPr>
         <w:t xml:space="preserve">Kann ich mich per Face ID oder Fingerabdruck anmelden?</w:t>
       </w:r>
     </w:p>
